--- a/py 自然语言.docx
+++ b/py 自然语言.docx
@@ -12,8 +12,8 @@
         </w:rPr>
       </w:pPr>
       <w:bookmarkStart w:id="0" w:name="_Toc14096"/>
-      <w:bookmarkStart w:id="1" w:name="_Toc11758"/>
-      <w:bookmarkStart w:id="2" w:name="_Toc19131"/>
+      <w:bookmarkStart w:id="1" w:name="_Toc19131"/>
+      <w:bookmarkStart w:id="2" w:name="_Toc11758"/>
       <w:r>
         <w:rPr>
           <w:rFonts w:hint="eastAsia" w:cs="华文中宋"/>
@@ -345,6 +345,352 @@
           </w14:textFill>
         </w:rPr>
       </w:pPr>
+    </w:p>
+    <w:p>
+      <w:pPr>
+        <w:outlineLvl w:val="0"/>
+        <w:rPr>
+          <w:rFonts w:hint="eastAsia" w:ascii="华文中宋" w:hAnsi="华文中宋" w:eastAsia="华文中宋" w:cs="华文中宋"/>
+          <w:b/>
+          <w:bCs/>
+          <w:color w:val="70AD47" w:themeColor="accent6"/>
+          <w:spacing w:val="0"/>
+          <w:sz w:val="21"/>
+          <w:szCs w:val="24"/>
+          <w:lang w:val="en-US" w:eastAsia="zh-CN"/>
+          <w14:textFill>
+            <w14:solidFill>
+              <w14:schemeClr w14:val="accent6"/>
+            </w14:solidFill>
+          </w14:textFill>
+        </w:rPr>
+      </w:pPr>
+      <w:r>
+        <w:rPr>
+          <w:rFonts w:hint="eastAsia" w:cs="华文中宋"/>
+          <w:b/>
+          <w:bCs/>
+          <w:color w:val="70AD47" w:themeColor="accent6"/>
+          <w:spacing w:val="0"/>
+          <w:sz w:val="21"/>
+          <w:szCs w:val="24"/>
+          <w:lang w:val="en-US" w:eastAsia="zh-CN"/>
+          <w14:textFill>
+            <w14:solidFill>
+              <w14:schemeClr w14:val="accent6"/>
+            </w14:solidFill>
+          </w14:textFill>
+        </w:rPr>
+        <w:t>处理inflection</w:t>
+      </w:r>
+      <w:r>
+        <w:rPr>
+          <w:rFonts w:hint="eastAsia" w:ascii="华文中宋" w:hAnsi="华文中宋" w:eastAsia="华文中宋" w:cs="华文中宋"/>
+          <w:b/>
+          <w:bCs/>
+          <w:color w:val="70AD47" w:themeColor="accent6"/>
+          <w:spacing w:val="0"/>
+          <w:sz w:val="21"/>
+          <w:szCs w:val="24"/>
+          <w:lang w:val="en-US" w:eastAsia="zh-CN"/>
+          <w14:textFill>
+            <w14:solidFill>
+              <w14:schemeClr w14:val="accent6"/>
+            </w14:solidFill>
+          </w14:textFill>
+        </w:rPr>
+        <w:t>：</w:t>
+      </w:r>
+    </w:p>
+    <w:tbl>
+      <w:tblPr>
+        <w:tblStyle w:val="5"/>
+        <w:tblW w:w="0" w:type="auto"/>
+        <w:tblInd w:w="0" w:type="dxa"/>
+        <w:tblBorders>
+          <w:top w:val="single" w:color="auto" w:sz="4" w:space="0"/>
+          <w:left w:val="single" w:color="auto" w:sz="4" w:space="0"/>
+          <w:bottom w:val="single" w:color="auto" w:sz="4" w:space="0"/>
+          <w:right w:val="single" w:color="auto" w:sz="4" w:space="0"/>
+          <w:insideH w:val="single" w:color="auto" w:sz="4" w:space="0"/>
+          <w:insideV w:val="single" w:color="auto" w:sz="4" w:space="0"/>
+        </w:tblBorders>
+        <w:tblLayout w:type="autofit"/>
+        <w:tblCellMar>
+          <w:top w:w="0" w:type="dxa"/>
+          <w:left w:w="108" w:type="dxa"/>
+          <w:bottom w:w="0" w:type="dxa"/>
+          <w:right w:w="108" w:type="dxa"/>
+        </w:tblCellMar>
+      </w:tblPr>
+      <w:tblGrid>
+        <w:gridCol w:w="2097"/>
+        <w:gridCol w:w="1849"/>
+      </w:tblGrid>
+      <w:tr>
+        <w:tblPrEx>
+          <w:tblBorders>
+            <w:top w:val="single" w:color="auto" w:sz="4" w:space="0"/>
+            <w:left w:val="single" w:color="auto" w:sz="4" w:space="0"/>
+            <w:bottom w:val="single" w:color="auto" w:sz="4" w:space="0"/>
+            <w:right w:val="single" w:color="auto" w:sz="4" w:space="0"/>
+            <w:insideH w:val="single" w:color="auto" w:sz="4" w:space="0"/>
+            <w:insideV w:val="single" w:color="auto" w:sz="4" w:space="0"/>
+          </w:tblBorders>
+          <w:tblCellMar>
+            <w:top w:w="0" w:type="dxa"/>
+            <w:left w:w="108" w:type="dxa"/>
+            <w:bottom w:w="0" w:type="dxa"/>
+            <w:right w:w="108" w:type="dxa"/>
+          </w:tblCellMar>
+        </w:tblPrEx>
+        <w:tc>
+          <w:tcPr>
+            <w:tcW w:w="0" w:type="auto"/>
+          </w:tcPr>
+          <w:p>
+            <w:pPr>
+              <w:bidi w:val="0"/>
+              <w:jc w:val="left"/>
+              <w:rPr>
+                <w:rFonts w:hint="default" w:cs="华文中宋"/>
+                <w:b/>
+                <w:bCs/>
+                <w:color w:val="FF0000"/>
+                <w:spacing w:val="0"/>
+                <w:sz w:val="21"/>
+                <w:szCs w:val="24"/>
+                <w:vertAlign w:val="baseline"/>
+                <w:lang w:val="en-US" w:eastAsia="zh-CN"/>
+              </w:rPr>
+            </w:pPr>
+            <w:r>
+              <w:rPr>
+                <w:rFonts w:hint="eastAsia" w:cs="华文中宋"/>
+                <w:b/>
+                <w:bCs/>
+                <w:color w:val="FF0000"/>
+                <w:spacing w:val="0"/>
+                <w:sz w:val="21"/>
+                <w:szCs w:val="24"/>
+                <w:vertAlign w:val="baseline"/>
+                <w:lang w:val="en-US" w:eastAsia="zh-CN"/>
+              </w:rPr>
+              <w:t>underscore(camel)</w:t>
+            </w:r>
+          </w:p>
+        </w:tc>
+        <w:tc>
+          <w:tcPr>
+            <w:tcW w:w="0" w:type="auto"/>
+          </w:tcPr>
+          <w:p>
+            <w:pPr>
+              <w:bidi w:val="0"/>
+              <w:jc w:val="left"/>
+              <w:rPr>
+                <w:rFonts w:hint="default" w:cs="华文中宋"/>
+                <w:b/>
+                <w:bCs/>
+                <w:color w:val="ED7D31" w:themeColor="accent2"/>
+                <w:spacing w:val="0"/>
+                <w:sz w:val="21"/>
+                <w:szCs w:val="24"/>
+                <w:vertAlign w:val="baseline"/>
+                <w:lang w:val="en-US" w:eastAsia="zh-CN"/>
+                <w14:textFill>
+                  <w14:solidFill>
+                    <w14:schemeClr w14:val="accent2"/>
+                  </w14:solidFill>
+                </w14:textFill>
+              </w:rPr>
+            </w:pPr>
+            <w:r>
+              <w:rPr>
+                <w:rFonts w:hint="eastAsia" w:cs="华文中宋"/>
+                <w:b/>
+                <w:bCs/>
+                <w:color w:val="ED7D31" w:themeColor="accent2"/>
+                <w:spacing w:val="0"/>
+                <w:sz w:val="21"/>
+                <w:szCs w:val="24"/>
+                <w:vertAlign w:val="baseline"/>
+                <w:lang w:val="en-US" w:eastAsia="zh-CN"/>
+                <w14:textFill>
+                  <w14:solidFill>
+                    <w14:schemeClr w14:val="accent2"/>
+                  </w14:solidFill>
+                </w14:textFill>
+              </w:rPr>
+              <w:t xml:space="preserve">camel → </w:t>
+            </w:r>
+            <w:r>
+              <w:rPr>
+                <w:rFonts w:hint="eastAsia" w:cs="华文中宋"/>
+                <w:b/>
+                <w:bCs/>
+                <w:color w:val="EA82F1"/>
+                <w:spacing w:val="0"/>
+                <w:sz w:val="21"/>
+                <w:szCs w:val="24"/>
+                <w:lang w:val="en-US" w:eastAsia="zh-CN"/>
+              </w:rPr>
+              <w:t>snake</w:t>
+            </w:r>
+          </w:p>
+        </w:tc>
+      </w:tr>
+      <w:tr>
+        <w:tblPrEx>
+          <w:tblBorders>
+            <w:top w:val="single" w:color="auto" w:sz="4" w:space="0"/>
+            <w:left w:val="single" w:color="auto" w:sz="4" w:space="0"/>
+            <w:bottom w:val="single" w:color="auto" w:sz="4" w:space="0"/>
+            <w:right w:val="single" w:color="auto" w:sz="4" w:space="0"/>
+            <w:insideH w:val="single" w:color="auto" w:sz="4" w:space="0"/>
+            <w:insideV w:val="single" w:color="auto" w:sz="4" w:space="0"/>
+          </w:tblBorders>
+          <w:tblCellMar>
+            <w:top w:w="0" w:type="dxa"/>
+            <w:left w:w="108" w:type="dxa"/>
+            <w:bottom w:w="0" w:type="dxa"/>
+            <w:right w:w="108" w:type="dxa"/>
+          </w:tblCellMar>
+        </w:tblPrEx>
+        <w:tc>
+          <w:tcPr>
+            <w:tcW w:w="0" w:type="auto"/>
+          </w:tcPr>
+          <w:p>
+            <w:pPr>
+              <w:bidi w:val="0"/>
+              <w:jc w:val="left"/>
+              <w:rPr>
+                <w:rFonts w:hint="default" w:cs="华文中宋"/>
+                <w:b/>
+                <w:bCs/>
+                <w:color w:val="FF0000"/>
+                <w:spacing w:val="0"/>
+                <w:sz w:val="21"/>
+                <w:szCs w:val="24"/>
+                <w:vertAlign w:val="baseline"/>
+                <w:lang w:val="en-US" w:eastAsia="zh-CN"/>
+              </w:rPr>
+            </w:pPr>
+            <w:r>
+              <w:rPr>
+                <w:rFonts w:hint="eastAsia" w:cs="华文中宋"/>
+                <w:b/>
+                <w:bCs/>
+                <w:color w:val="FF0000"/>
+                <w:spacing w:val="0"/>
+                <w:sz w:val="21"/>
+                <w:szCs w:val="24"/>
+                <w:vertAlign w:val="baseline"/>
+                <w:lang w:val="en-US" w:eastAsia="zh-CN"/>
+              </w:rPr>
+              <w:t>camelize(snake)</w:t>
+            </w:r>
+          </w:p>
+        </w:tc>
+        <w:tc>
+          <w:tcPr>
+            <w:tcW w:w="0" w:type="auto"/>
+          </w:tcPr>
+          <w:p>
+            <w:pPr>
+              <w:bidi w:val="0"/>
+              <w:jc w:val="left"/>
+              <w:rPr>
+                <w:rFonts w:hint="default" w:cs="华文中宋"/>
+                <w:b/>
+                <w:bCs/>
+                <w:color w:val="EA82F1"/>
+                <w:spacing w:val="0"/>
+                <w:sz w:val="21"/>
+                <w:szCs w:val="24"/>
+                <w:lang w:val="en-US" w:eastAsia="zh-CN"/>
+              </w:rPr>
+            </w:pPr>
+            <w:r>
+              <w:rPr>
+                <w:rFonts w:hint="eastAsia" w:cs="华文中宋"/>
+                <w:b/>
+                <w:bCs/>
+                <w:color w:val="ED7D31" w:themeColor="accent2"/>
+                <w:spacing w:val="0"/>
+                <w:sz w:val="21"/>
+                <w:szCs w:val="24"/>
+                <w:vertAlign w:val="baseline"/>
+                <w:lang w:val="en-US" w:eastAsia="zh-CN"/>
+                <w14:textFill>
+                  <w14:solidFill>
+                    <w14:schemeClr w14:val="accent2"/>
+                  </w14:solidFill>
+                </w14:textFill>
+              </w:rPr>
+              <w:t xml:space="preserve">snake → </w:t>
+            </w:r>
+            <w:r>
+              <w:rPr>
+                <w:rFonts w:hint="eastAsia" w:cs="华文中宋"/>
+                <w:b/>
+                <w:bCs/>
+                <w:color w:val="EA82F1"/>
+                <w:spacing w:val="0"/>
+                <w:sz w:val="21"/>
+                <w:szCs w:val="24"/>
+                <w:lang w:val="en-US" w:eastAsia="zh-CN"/>
+              </w:rPr>
+              <w:t>camel</w:t>
+            </w:r>
+          </w:p>
+        </w:tc>
+      </w:tr>
+    </w:tbl>
+    <w:p>
+      <w:pPr>
+        <w:bidi w:val="0"/>
+        <w:jc w:val="left"/>
+        <w:rPr>
+          <w:rFonts w:hint="default" w:cs="华文中宋"/>
+          <w:b/>
+          <w:bCs/>
+          <w:color w:val="ED7D31" w:themeColor="accent2"/>
+          <w:spacing w:val="0"/>
+          <w:sz w:val="21"/>
+          <w:szCs w:val="24"/>
+          <w:lang w:val="en-US" w:eastAsia="zh-CN"/>
+          <w14:textFill>
+            <w14:solidFill>
+              <w14:schemeClr w14:val="accent2"/>
+            </w14:solidFill>
+          </w14:textFill>
+        </w:rPr>
+      </w:pPr>
+    </w:p>
+    <w:p>
+      <w:pPr>
+        <w:bidi w:val="0"/>
+        <w:jc w:val="left"/>
+        <w:rPr>
+          <w:rFonts w:hint="default" w:cs="华文中宋"/>
+          <w:b/>
+          <w:bCs/>
+          <w:color w:val="ED7D31" w:themeColor="accent2"/>
+          <w:spacing w:val="0"/>
+          <w:sz w:val="21"/>
+          <w:szCs w:val="24"/>
+          <w:lang w:val="en-US" w:eastAsia="zh-CN"/>
+          <w14:textFill>
+            <w14:solidFill>
+              <w14:schemeClr w14:val="accent2"/>
+            </w14:solidFill>
+          </w14:textFill>
+        </w:rPr>
+      </w:pPr>
+      <w:bookmarkStart w:id="8" w:name="_GoBack"/>
+      <w:bookmarkEnd w:id="8"/>
     </w:p>
     <w:p>
       <w:pPr>
@@ -1794,6 +2140,12 @@
             <w:insideH w:val="single" w:color="auto" w:sz="4" w:space="0"/>
             <w:insideV w:val="single" w:color="auto" w:sz="4" w:space="0"/>
           </w:tblBorders>
+          <w:tblCellMar>
+            <w:top w:w="0" w:type="dxa"/>
+            <w:left w:w="108" w:type="dxa"/>
+            <w:bottom w:w="0" w:type="dxa"/>
+            <w:right w:w="108" w:type="dxa"/>
+          </w:tblCellMar>
         </w:tblPrEx>
         <w:tc>
           <w:tcPr>
@@ -2957,28 +3309,7 @@
                   </w14:solidFill>
                 </w14:textFill>
               </w:rPr>
-              <w:t xml:space="preserve"> →</w:t>
-            </w:r>
-            <w:bookmarkStart w:id="8" w:name="_GoBack"/>
-            <w:bookmarkEnd w:id="8"/>
-            <w:r>
-              <w:rPr>
-                <w:rFonts w:hint="eastAsia" w:cs="华文中宋"/>
-                <w:b/>
-                <w:bCs/>
-                <w:color w:val="ED7D31" w:themeColor="accent2"/>
-                <w:spacing w:val="0"/>
-                <w:sz w:val="21"/>
-                <w:szCs w:val="24"/>
-                <w:vertAlign w:val="baseline"/>
-                <w:lang w:val="en-US" w:eastAsia="zh-CN"/>
-                <w14:textFill>
-                  <w14:solidFill>
-                    <w14:schemeClr w14:val="accent2"/>
-                  </w14:solidFill>
-                </w14:textFill>
-              </w:rPr>
-              <w:t xml:space="preserve"> Tree实例 (len=1)</w:t>
+              <w:t xml:space="preserve"> → Tree实例 (len=1)</w:t>
             </w:r>
           </w:p>
         </w:tc>
@@ -3040,12 +3371,6 @@
             <w:insideH w:val="single" w:color="auto" w:sz="4" w:space="0"/>
             <w:insideV w:val="single" w:color="auto" w:sz="4" w:space="0"/>
           </w:tblBorders>
-          <w:tblCellMar>
-            <w:top w:w="0" w:type="dxa"/>
-            <w:left w:w="108" w:type="dxa"/>
-            <w:bottom w:w="0" w:type="dxa"/>
-            <w:right w:w="108" w:type="dxa"/>
-          </w:tblCellMar>
         </w:tblPrEx>
         <w:tc>
           <w:tcPr>
@@ -5356,12 +5681,6 @@
             <w:insideH w:val="single" w:color="auto" w:sz="4" w:space="0"/>
             <w:insideV w:val="single" w:color="auto" w:sz="4" w:space="0"/>
           </w:tblBorders>
-          <w:tblCellMar>
-            <w:top w:w="0" w:type="dxa"/>
-            <w:left w:w="108" w:type="dxa"/>
-            <w:bottom w:w="0" w:type="dxa"/>
-            <w:right w:w="108" w:type="dxa"/>
-          </w:tblCellMar>
         </w:tblPrEx>
         <w:tc>
           <w:tcPr>
@@ -9470,6 +9789,12 @@
             <w:insideH w:val="single" w:color="auto" w:sz="4" w:space="0"/>
             <w:insideV w:val="single" w:color="auto" w:sz="4" w:space="0"/>
           </w:tblBorders>
+          <w:tblCellMar>
+            <w:top w:w="0" w:type="dxa"/>
+            <w:left w:w="108" w:type="dxa"/>
+            <w:bottom w:w="0" w:type="dxa"/>
+            <w:right w:w="108" w:type="dxa"/>
+          </w:tblCellMar>
         </w:tblPrEx>
         <w:tc>
           <w:tcPr>
@@ -11029,6 +11354,12 @@
             <w:insideH w:val="single" w:color="auto" w:sz="4" w:space="0"/>
             <w:insideV w:val="single" w:color="auto" w:sz="4" w:space="0"/>
           </w:tblBorders>
+          <w:tblCellMar>
+            <w:top w:w="0" w:type="dxa"/>
+            <w:left w:w="108" w:type="dxa"/>
+            <w:bottom w:w="0" w:type="dxa"/>
+            <w:right w:w="108" w:type="dxa"/>
+          </w:tblCellMar>
         </w:tblPrEx>
         <w:tc>
           <w:tcPr>
@@ -11407,6 +11738,12 @@
             <w:insideH w:val="single" w:color="auto" w:sz="4" w:space="0"/>
             <w:insideV w:val="single" w:color="auto" w:sz="4" w:space="0"/>
           </w:tblBorders>
+          <w:tblCellMar>
+            <w:top w:w="0" w:type="dxa"/>
+            <w:left w:w="108" w:type="dxa"/>
+            <w:bottom w:w="0" w:type="dxa"/>
+            <w:right w:w="108" w:type="dxa"/>
+          </w:tblCellMar>
         </w:tblPrEx>
         <w:tc>
           <w:tcPr>
